--- a/docs/weekly/2026-W36_第36週肌力訓練計畫.docx
+++ b/docs/weekly/2026-W36_第36週肌力訓練計畫.docx
@@ -3124,7 +3124,7 @@
                 <w:color w:val="000000"/>
                 <w:sz w:val="19"/>
               </w:rPr>
-              <w:t>休息： Day Off</w:t>
+              <w:t>休息： Build 1-1 Day Off</w:t>
             </w:r>
           </w:p>
         </w:tc>
@@ -3209,7 +3209,7 @@
                 <w:color w:val="000000"/>
                 <w:sz w:val="19"/>
               </w:rPr>
-              <w:t>Bike: TEMPO 8X4＋Run: Running</w:t>
+              <w:t>Bike: TEMPO 8X3＋Run: Running</w:t>
             </w:r>
           </w:p>
         </w:tc>
@@ -3379,7 +3379,7 @@
                 <w:color w:val="000000"/>
                 <w:sz w:val="19"/>
               </w:rPr>
-              <w:t>Bike: TEMPO 3x20＋Run: Brick 30~40min</w:t>
+              <w:t>Bike: TEMPO 2x20＋Run: Brick 30~40min</w:t>
             </w:r>
           </w:p>
         </w:tc>
@@ -3634,7 +3634,7 @@
                 <w:color w:val="000000"/>
                 <w:sz w:val="19"/>
               </w:rPr>
-              <w:t>Bike: 4.5＋Run: 轉換 30</w:t>
+              <w:t>Run: 2小時 河濱＋Swim: 3000</w:t>
             </w:r>
           </w:p>
         </w:tc>
